--- a/data/ai_paras/AI_para_126.docx
+++ b/data/ai_paras/AI_para_126.docx
@@ -4,7 +4,7 @@
   <w:body>
     <w:p>
       <w:r>
-        <w:t>Reflecting on the concept of the "good life" has illuminated several personal insights that will guide my future career and life decisions. This exploration has reinforced the importance of aligning career choices with personal values and aspirations, ensuring that work is not merely a source of income but a means of achieving fulfillment. Recognizing the necessity of balancing career ambitions with personal and family commitments, I intend to pursue opportunities that offer flexibility and allow for a harmonious integration of these aspects. As I navigate my career path this semester, I will prioritize roles that align with my vision of the "good life," ensuring that my professional pursuits contribute positively to my overall well-being. This reflection serves as a reminder that the pursuit of the "good life" is an ongoing journey, requiring continuous assessment and adjustment to maintain alignment with evolving values and goals.</w:t>
+        <w:t>Exploring the practical aspects of the "good life" involves considering various personal factors such as living location, marriage, and family dynamics. The choice of where to live plays a crucial role in one's fulfillment, as different locations offer varying opportunities and lifestyles. Urban settings may provide career advancement and cultural experiences, while rural areas might offer tranquility and closer community ties. Marriage and family considerations also significantly impact the "good life," as they can provide emotional support and shared goals, but may also entail challenges in balancing personal aspirations with family responsibilities. According to Tahir (Ref-s384146), achieving a work-life balance is essential in this context, as it ensures that personal and familial commitments are harmoniously integrated, paving the way for a more fulfilling existence.</w:t>
       </w:r>
     </w:p>
     <w:sectPr>
